--- a/lab1/lab1_tyshchenko_kb241.docx
+++ b/lab1/lab1_tyshchenko_kb241.docx
@@ -34,36 +34,10 @@
         <w:pStyle w:val="2"/>
       </w:pPr>
       <w:bookmarkStart w:id="1" w:name="_Toc159188527"/>
-      <w:proofErr w:type="spellStart"/>
       <w:r>
-        <w:t>Завдання</w:t>
-      </w:r>
-      <w:proofErr w:type="spellEnd"/>
-      <w:r>
-        <w:t xml:space="preserve"> </w:t>
-      </w:r>
-      <w:proofErr w:type="spellStart"/>
-      <w:r>
-        <w:t>до</w:t>
-      </w:r>
-      <w:proofErr w:type="spellEnd"/>
-      <w:r>
-        <w:t xml:space="preserve"> </w:t>
-      </w:r>
-      <w:proofErr w:type="spellStart"/>
-      <w:r>
-        <w:t>лабораторної</w:t>
-      </w:r>
-      <w:proofErr w:type="spellEnd"/>
-      <w:r>
-        <w:t xml:space="preserve"> </w:t>
-      </w:r>
-      <w:proofErr w:type="spellStart"/>
-      <w:r>
-        <w:t>роботи</w:t>
+        <w:t>Завдання до лабораторної роботи</w:t>
       </w:r>
       <w:bookmarkEnd w:id="1"/>
-      <w:proofErr w:type="spellEnd"/>
     </w:p>
     <w:p>
       <w:r>
@@ -98,14 +72,12 @@
       <w:r>
         <w:t xml:space="preserve">Створити акаунт на </w:t>
       </w:r>
-      <w:proofErr w:type="spellStart"/>
       <w:r>
         <w:rPr>
           <w:lang w:val="en-US"/>
         </w:rPr>
         <w:t>github</w:t>
       </w:r>
-      <w:proofErr w:type="spellEnd"/>
       <w:r>
         <w:rPr>
           <w:lang w:val="ru-RU"/>
@@ -253,14 +225,12 @@
       <w:r>
         <w:t xml:space="preserve">. Результати роботи необхідно буде завантажити на </w:t>
       </w:r>
-      <w:proofErr w:type="spellStart"/>
       <w:r>
         <w:rPr>
           <w:lang w:val="en-US"/>
         </w:rPr>
         <w:t>github</w:t>
       </w:r>
-      <w:proofErr w:type="spellEnd"/>
       <w:r>
         <w:rPr>
           <w:lang w:val="ru-RU"/>
@@ -272,6 +242,11 @@
       </w:r>
     </w:p>
     <w:p>
+      <w:pPr>
+        <w:rPr>
+          <w:lang w:val="en-US"/>
+        </w:rPr>
+      </w:pPr>
       <w:r>
         <w:t xml:space="preserve">При використанні </w:t>
       </w:r>
@@ -336,6 +311,93 @@
       </w:r>
     </w:p>
     <w:p>
+      <w:pPr>
+        <w:rPr>
+          <w:lang w:val="en-US"/>
+        </w:rPr>
+      </w:pPr>
+    </w:p>
+    <w:p>
+      <w:pPr>
+        <w:rPr>
+          <w:lang w:val="en-US"/>
+        </w:rPr>
+      </w:pPr>
+      <w:r>
+        <w:rPr>
+          <w:lang w:val="en-US"/>
+        </w:rPr>
+        <w:t>Github:</w:t>
+      </w:r>
+    </w:p>
+    <w:p>
+      <w:pPr>
+        <w:ind w:firstLine="0"/>
+        <w:rPr>
+          <w:lang w:val="en-US"/>
+        </w:rPr>
+      </w:pPr>
+      <w:r>
+        <w:rPr>
+          <w:lang w:val="en-US"/>
+        </w:rPr>
+        <w:t xml:space="preserve"> </w:t>
+      </w:r>
+      <w:r>
+        <w:rPr>
+          <w:lang w:val="en-US"/>
+        </w:rPr>
+        <w:t>https://github.com/xauno-kb/xauno-kb-OOP-KB-241-Dmytro-Tyshchenko</w:t>
+      </w:r>
+    </w:p>
+    <w:p>
+      <w:pPr>
+        <w:rPr>
+          <w:lang w:val="en-US"/>
+        </w:rPr>
+      </w:pPr>
+      <w:r>
+        <w:rPr>
+          <w:lang w:val="en-US"/>
+        </w:rPr>
+        <w:drawing>
+          <wp:inline distT="0" distB="0" distL="0" distR="0" wp14:anchorId="738B700F" wp14:editId="14604279">
+            <wp:extent cx="5943600" cy="2099945"/>
+            <wp:effectExtent l="0" t="0" r="0" b="0"/>
+            <wp:docPr id="1347399319" name="Рисунок 1"/>
+            <wp:cNvGraphicFramePr>
+              <a:graphicFrameLocks xmlns:a="http://schemas.openxmlformats.org/drawingml/2006/main" noChangeAspect="1"/>
+            </wp:cNvGraphicFramePr>
+            <a:graphic xmlns:a="http://schemas.openxmlformats.org/drawingml/2006/main">
+              <a:graphicData uri="http://schemas.openxmlformats.org/drawingml/2006/picture">
+                <pic:pic xmlns:pic="http://schemas.openxmlformats.org/drawingml/2006/picture">
+                  <pic:nvPicPr>
+                    <pic:cNvPr id="1347399319" name=""/>
+                    <pic:cNvPicPr/>
+                  </pic:nvPicPr>
+                  <pic:blipFill>
+                    <a:blip r:embed="rId8"/>
+                    <a:stretch>
+                      <a:fillRect/>
+                    </a:stretch>
+                  </pic:blipFill>
+                  <pic:spPr>
+                    <a:xfrm>
+                      <a:off x="0" y="0"/>
+                      <a:ext cx="5943600" cy="2099945"/>
+                    </a:xfrm>
+                    <a:prstGeom prst="rect">
+                      <a:avLst/>
+                    </a:prstGeom>
+                  </pic:spPr>
+                </pic:pic>
+              </a:graphicData>
+            </a:graphic>
+          </wp:inline>
+        </w:drawing>
+      </w:r>
+    </w:p>
+    <w:p>
       <w:r>
         <w:t>Виконайте наступні завдання</w:t>
       </w:r>
@@ -369,6 +431,7 @@
               <w:ind w:left="0" w:firstLine="0"/>
             </w:pPr>
             <w:r>
+              <w:lastRenderedPageBreak/>
               <w:t>1</w:t>
             </w:r>
           </w:p>
@@ -383,15 +446,7 @@
               <w:ind w:left="0" w:firstLine="0"/>
             </w:pPr>
             <w:r>
-              <w:t>Напишіть програму, яка прочитає рядок із System.in і виведе повідомлення: "</w:t>
-            </w:r>
-            <w:proofErr w:type="spellStart"/>
-            <w:r>
-              <w:t>Hello</w:t>
-            </w:r>
-            <w:proofErr w:type="spellEnd"/>
-            <w:r>
-              <w:t>, прочитаний рядок".</w:t>
+              <w:t>Напишіть програму, яка прочитає рядок із System.in і виведе повідомлення: "Hello, прочитаний рядок".</w:t>
             </w:r>
             <w:r>
               <w:t xml:space="preserve"> </w:t>
@@ -428,7 +483,7 @@
                           <pic:cNvPicPr/>
                         </pic:nvPicPr>
                         <pic:blipFill>
-                          <a:blip r:embed="rId8"/>
+                          <a:blip r:embed="rId9"/>
                           <a:stretch>
                             <a:fillRect/>
                           </a:stretch>
@@ -488,13 +543,8 @@
               <w:ind w:left="0" w:firstLine="0"/>
             </w:pPr>
             <w:r>
-              <w:t xml:space="preserve">Вхідне значення отримується через System.in. Вихідне значення має бути надруковане у </w:t>
-            </w:r>
-            <w:proofErr w:type="spellStart"/>
-            <w:r>
-              <w:t>System.out</w:t>
-            </w:r>
-            <w:proofErr w:type="spellEnd"/>
+              <w:t>Вхідне значення отримується через System.in. Вихідне значення має бути надруковане у System.out</w:t>
+            </w:r>
             <w:r>
               <w:t xml:space="preserve">. </w:t>
             </w:r>
@@ -514,7 +564,6 @@
               <w:ind w:left="0" w:firstLine="0"/>
             </w:pPr>
             <w:r>
-              <w:lastRenderedPageBreak/>
               <w:t>Формат виводу: h:mm:ss (можливі значення: [0:00:00; 23:59:59]).</w:t>
             </w:r>
           </w:p>
@@ -668,7 +717,7 @@
                           <pic:cNvPicPr/>
                         </pic:nvPicPr>
                         <pic:blipFill>
-                          <a:blip r:embed="rId9"/>
+                          <a:blip r:embed="rId10"/>
                           <a:stretch>
                             <a:fillRect/>
                           </a:stretch>
@@ -735,84 +784,28 @@
               <w:t xml:space="preserve">. </w:t>
             </w:r>
             <w:r>
-              <w:t>Якщо воно дорівнює секретній кількості, програма виводить: "</w:t>
-            </w:r>
-            <w:proofErr w:type="spellStart"/>
-            <w:r>
-              <w:t>Hello</w:t>
-            </w:r>
-            <w:proofErr w:type="spellEnd"/>
+              <w:t>Якщо воно дорівнює секретній кількості, програма виводить: "Hello, Agent"</w:t>
+            </w:r>
             <w:r>
               <w:t xml:space="preserve">, </w:t>
             </w:r>
-            <w:proofErr w:type="spellStart"/>
-            <w:r>
-              <w:t>Agent</w:t>
-            </w:r>
-            <w:proofErr w:type="spellEnd"/>
-            <w:r>
-              <w:t>"</w:t>
-            </w:r>
-            <w:r>
-              <w:t xml:space="preserve">, </w:t>
-            </w:r>
-            <w:r>
-              <w:t xml:space="preserve">інакше друкує: "Access </w:t>
-            </w:r>
-            <w:proofErr w:type="spellStart"/>
-            <w:r>
-              <w:t>denied</w:t>
-            </w:r>
-            <w:proofErr w:type="spellEnd"/>
-            <w:r>
-              <w:t>".</w:t>
-            </w:r>
-          </w:p>
-          <w:p>
-            <w:pPr>
-              <w:pStyle w:val="a5"/>
-              <w:ind w:left="0" w:firstLine="0"/>
-            </w:pPr>
-          </w:p>
-          <w:p>
-            <w:pPr>
-              <w:pStyle w:val="a5"/>
-              <w:ind w:left="0" w:firstLine="0"/>
-            </w:pPr>
-            <w:r>
-              <w:t xml:space="preserve">Секретний пароль зберігається в </w:t>
-            </w:r>
-            <w:proofErr w:type="spellStart"/>
-            <w:r>
-              <w:t>final</w:t>
-            </w:r>
-            <w:proofErr w:type="spellEnd"/>
-            <w:r>
-              <w:t xml:space="preserve"> </w:t>
-            </w:r>
-            <w:proofErr w:type="spellStart"/>
-            <w:r>
-              <w:t>static</w:t>
-            </w:r>
-            <w:proofErr w:type="spellEnd"/>
-            <w:r>
-              <w:t xml:space="preserve"> </w:t>
-            </w:r>
-            <w:proofErr w:type="spellStart"/>
-            <w:r>
-              <w:t>int</w:t>
-            </w:r>
-            <w:proofErr w:type="spellEnd"/>
-            <w:r>
-              <w:t xml:space="preserve"> </w:t>
-            </w:r>
-            <w:proofErr w:type="spellStart"/>
-            <w:r>
-              <w:t>password</w:t>
-            </w:r>
-            <w:proofErr w:type="spellEnd"/>
-            <w:r>
-              <w:t>.</w:t>
+            <w:r>
+              <w:t>інакше друкує: "Access denied".</w:t>
+            </w:r>
+          </w:p>
+          <w:p>
+            <w:pPr>
+              <w:pStyle w:val="a5"/>
+              <w:ind w:left="0" w:firstLine="0"/>
+            </w:pPr>
+          </w:p>
+          <w:p>
+            <w:pPr>
+              <w:pStyle w:val="a5"/>
+              <w:ind w:left="0" w:firstLine="0"/>
+            </w:pPr>
+            <w:r>
+              <w:t>Секретний пароль зберігається в final static int password.</w:t>
             </w:r>
           </w:p>
           <w:p>
@@ -838,7 +831,7 @@
                           <pic:cNvPicPr/>
                         </pic:nvPicPr>
                         <pic:blipFill>
-                          <a:blip r:embed="rId10"/>
+                          <a:blip r:embed="rId11"/>
                           <a:stretch>
                             <a:fillRect/>
                           </a:stretch>
@@ -904,27 +897,14 @@
             <w:r>
               <w:t xml:space="preserve">, </w:t>
             </w:r>
-            <w:proofErr w:type="spellStart"/>
-            <w:r>
-              <w:t>рядково</w:t>
-            </w:r>
-            <w:proofErr w:type="spellEnd"/>
-            <w:r>
-              <w:t xml:space="preserve"> читає імена незнайомців</w:t>
+            <w:r>
+              <w:t>рядково читає імена незнайомців</w:t>
             </w:r>
             <w:r>
               <w:t xml:space="preserve">, </w:t>
             </w:r>
             <w:r>
-              <w:t>по рядках виводить: "</w:t>
-            </w:r>
-            <w:proofErr w:type="spellStart"/>
-            <w:r>
-              <w:t>Hello</w:t>
-            </w:r>
-            <w:proofErr w:type="spellEnd"/>
-            <w:r>
-              <w:t>, (ім'я незнайомця)" для кожного незнайомця.</w:t>
+              <w:t>по рядках виводить: "Hello, (ім'я незнайомця)" для кожного незнайомця.</w:t>
             </w:r>
           </w:p>
           <w:p>
@@ -967,7 +947,7 @@
                           <pic:cNvPicPr/>
                         </pic:nvPicPr>
                         <pic:blipFill>
-                          <a:blip r:embed="rId11"/>
+                          <a:blip r:embed="rId12"/>
                           <a:stretch>
                             <a:fillRect/>
                           </a:stretch>
@@ -1017,7 +997,7 @@
                           <pic:cNvPicPr/>
                         </pic:nvPicPr>
                         <pic:blipFill>
-                          <a:blip r:embed="rId12"/>
+                          <a:blip r:embed="rId13"/>
                           <a:stretch>
                             <a:fillRect/>
                           </a:stretch>
@@ -1093,38 +1073,17 @@
               <w:ind w:left="0" w:firstLine="0"/>
             </w:pPr>
             <w:r>
-              <w:t xml:space="preserve">Програма читає a, b, h </w:t>
-            </w:r>
-            <w:proofErr w:type="spellStart"/>
-            <w:r>
-              <w:t>рядково</w:t>
-            </w:r>
-            <w:proofErr w:type="spellEnd"/>
-            <w:r>
-              <w:t xml:space="preserve">. Вхідні значення гарантовано є </w:t>
-            </w:r>
-            <w:proofErr w:type="spellStart"/>
-            <w:r>
-              <w:t>додатніми</w:t>
-            </w:r>
-            <w:proofErr w:type="spellEnd"/>
-            <w:r>
-              <w:t xml:space="preserve"> цілими числами.</w:t>
-            </w:r>
-          </w:p>
-          <w:p>
-            <w:pPr>
-              <w:pStyle w:val="a5"/>
-              <w:ind w:left="0" w:firstLine="0"/>
-            </w:pPr>
-            <w:r>
-              <w:t xml:space="preserve">Якщо равлик не може дістатися до вершини дерева, має виводитися повідомлення: </w:t>
-            </w:r>
-            <w:proofErr w:type="spellStart"/>
-            <w:r>
-              <w:t>Impossible</w:t>
-            </w:r>
-            <w:proofErr w:type="spellEnd"/>
+              <w:t>Програма читає a, b, h рядково. Вхідні значення гарантовано є додатніми цілими числами.</w:t>
+            </w:r>
+          </w:p>
+          <w:p>
+            <w:pPr>
+              <w:pStyle w:val="a5"/>
+              <w:ind w:left="0" w:firstLine="0"/>
+            </w:pPr>
+            <w:r>
+              <w:t>Якщо равлик не може дістатися до вершини дерева, має виводитися повідомлення: Impossible</w:t>
+            </w:r>
           </w:p>
           <w:p>
             <w:pPr>
@@ -1228,11 +1187,9 @@
             <w:r>
               <w:t xml:space="preserve">Результат: </w:t>
             </w:r>
-            <w:proofErr w:type="spellStart"/>
             <w:r>
               <w:t>Impossible</w:t>
             </w:r>
-            <w:proofErr w:type="spellEnd"/>
           </w:p>
           <w:p>
             <w:pPr>
@@ -1257,7 +1214,7 @@
                           <pic:cNvPicPr/>
                         </pic:nvPicPr>
                         <pic:blipFill>
-                          <a:blip r:embed="rId13"/>
+                          <a:blip r:embed="rId14"/>
                           <a:stretch>
                             <a:fillRect/>
                           </a:stretch>
@@ -1401,7 +1358,7 @@
                           <pic:cNvPicPr/>
                         </pic:nvPicPr>
                         <pic:blipFill>
-                          <a:blip r:embed="rId14"/>
+                          <a:blip r:embed="rId15"/>
                           <a:stretch>
                             <a:fillRect/>
                           </a:stretch>
@@ -1541,7 +1498,7 @@
                           <pic:cNvPicPr/>
                         </pic:nvPicPr>
                         <pic:blipFill>
-                          <a:blip r:embed="rId15"/>
+                          <a:blip r:embed="rId16"/>
                           <a:stretch>
                             <a:fillRect/>
                           </a:stretch>
@@ -1687,7 +1644,7 @@
                           <pic:cNvPicPr/>
                         </pic:nvPicPr>
                         <pic:blipFill>
-                          <a:blip r:embed="rId16"/>
+                          <a:blip r:embed="rId17"/>
                           <a:stretch>
                             <a:fillRect/>
                           </a:stretch>
@@ -1851,7 +1808,7 @@
                           <pic:cNvPicPr/>
                         </pic:nvPicPr>
                         <pic:blipFill>
-                          <a:blip r:embed="rId17"/>
+                          <a:blip r:embed="rId18"/>
                           <a:stretch>
                             <a:fillRect/>
                           </a:stretch>
@@ -1921,291 +1878,31 @@
               <w:rPr>
                 <w:lang w:val="ru-RU"/>
               </w:rPr>
-              <w:t xml:space="preserve">. Правильна </w:t>
-            </w:r>
-            <w:proofErr w:type="spellStart"/>
-            <w:r>
-              <w:rPr>
-                <w:lang w:val="ru-RU"/>
-              </w:rPr>
-              <w:t>реалізація</w:t>
-            </w:r>
-            <w:proofErr w:type="spellEnd"/>
+              <w:t>. Правильна реалізація має отримати масив значень типу int та повернути його максимальне значення.</w:t>
+            </w:r>
             <w:r>
               <w:rPr>
                 <w:lang w:val="ru-RU"/>
               </w:rPr>
               <w:t xml:space="preserve"> </w:t>
             </w:r>
-            <w:proofErr w:type="spellStart"/>
             <w:r>
               <w:rPr>
                 <w:lang w:val="ru-RU"/>
               </w:rPr>
-              <w:t>має</w:t>
-            </w:r>
-            <w:proofErr w:type="spellEnd"/>
+              <w:t>Вхідний масив гарантовано не буде порожнім або null.</w:t>
+            </w:r>
             <w:r>
               <w:rPr>
                 <w:lang w:val="ru-RU"/>
               </w:rPr>
               <w:t xml:space="preserve"> </w:t>
             </w:r>
-            <w:proofErr w:type="spellStart"/>
             <w:r>
               <w:rPr>
                 <w:lang w:val="ru-RU"/>
               </w:rPr>
-              <w:t>отримати</w:t>
-            </w:r>
-            <w:proofErr w:type="spellEnd"/>
-            <w:r>
-              <w:rPr>
-                <w:lang w:val="ru-RU"/>
-              </w:rPr>
-              <w:t xml:space="preserve"> </w:t>
-            </w:r>
-            <w:proofErr w:type="spellStart"/>
-            <w:r>
-              <w:rPr>
-                <w:lang w:val="ru-RU"/>
-              </w:rPr>
-              <w:t>масив</w:t>
-            </w:r>
-            <w:proofErr w:type="spellEnd"/>
-            <w:r>
-              <w:rPr>
-                <w:lang w:val="ru-RU"/>
-              </w:rPr>
-              <w:t xml:space="preserve"> </w:t>
-            </w:r>
-            <w:proofErr w:type="spellStart"/>
-            <w:r>
-              <w:rPr>
-                <w:lang w:val="ru-RU"/>
-              </w:rPr>
-              <w:t>значень</w:t>
-            </w:r>
-            <w:proofErr w:type="spellEnd"/>
-            <w:r>
-              <w:rPr>
-                <w:lang w:val="ru-RU"/>
-              </w:rPr>
-              <w:t xml:space="preserve"> типу </w:t>
-            </w:r>
-            <w:proofErr w:type="spellStart"/>
-            <w:r>
-              <w:rPr>
-                <w:lang w:val="ru-RU"/>
-              </w:rPr>
-              <w:t>int</w:t>
-            </w:r>
-            <w:proofErr w:type="spellEnd"/>
-            <w:r>
-              <w:rPr>
-                <w:lang w:val="ru-RU"/>
-              </w:rPr>
-              <w:t xml:space="preserve"> та </w:t>
-            </w:r>
-            <w:proofErr w:type="spellStart"/>
-            <w:r>
-              <w:rPr>
-                <w:lang w:val="ru-RU"/>
-              </w:rPr>
-              <w:t>повернути</w:t>
-            </w:r>
-            <w:proofErr w:type="spellEnd"/>
-            <w:r>
-              <w:rPr>
-                <w:lang w:val="ru-RU"/>
-              </w:rPr>
-              <w:t xml:space="preserve"> </w:t>
-            </w:r>
-            <w:proofErr w:type="spellStart"/>
-            <w:r>
-              <w:rPr>
-                <w:lang w:val="ru-RU"/>
-              </w:rPr>
-              <w:t>його</w:t>
-            </w:r>
-            <w:proofErr w:type="spellEnd"/>
-            <w:r>
-              <w:rPr>
-                <w:lang w:val="ru-RU"/>
-              </w:rPr>
-              <w:t xml:space="preserve"> </w:t>
-            </w:r>
-            <w:proofErr w:type="spellStart"/>
-            <w:r>
-              <w:rPr>
-                <w:lang w:val="ru-RU"/>
-              </w:rPr>
-              <w:t>максимальне</w:t>
-            </w:r>
-            <w:proofErr w:type="spellEnd"/>
-            <w:r>
-              <w:rPr>
-                <w:lang w:val="ru-RU"/>
-              </w:rPr>
-              <w:t xml:space="preserve"> </w:t>
-            </w:r>
-            <w:proofErr w:type="spellStart"/>
-            <w:r>
-              <w:rPr>
-                <w:lang w:val="ru-RU"/>
-              </w:rPr>
-              <w:t>значення</w:t>
-            </w:r>
-            <w:proofErr w:type="spellEnd"/>
-            <w:r>
-              <w:rPr>
-                <w:lang w:val="ru-RU"/>
-              </w:rPr>
-              <w:t>.</w:t>
-            </w:r>
-            <w:r>
-              <w:rPr>
-                <w:lang w:val="ru-RU"/>
-              </w:rPr>
-              <w:t xml:space="preserve"> </w:t>
-            </w:r>
-            <w:proofErr w:type="spellStart"/>
-            <w:r>
-              <w:rPr>
-                <w:lang w:val="ru-RU"/>
-              </w:rPr>
-              <w:t>Вхідний</w:t>
-            </w:r>
-            <w:proofErr w:type="spellEnd"/>
-            <w:r>
-              <w:rPr>
-                <w:lang w:val="ru-RU"/>
-              </w:rPr>
-              <w:t xml:space="preserve"> </w:t>
-            </w:r>
-            <w:proofErr w:type="spellStart"/>
-            <w:r>
-              <w:rPr>
-                <w:lang w:val="ru-RU"/>
-              </w:rPr>
-              <w:t>масив</w:t>
-            </w:r>
-            <w:proofErr w:type="spellEnd"/>
-            <w:r>
-              <w:rPr>
-                <w:lang w:val="ru-RU"/>
-              </w:rPr>
-              <w:t xml:space="preserve"> </w:t>
-            </w:r>
-            <w:proofErr w:type="spellStart"/>
-            <w:r>
-              <w:rPr>
-                <w:lang w:val="ru-RU"/>
-              </w:rPr>
-              <w:t>гарантовано</w:t>
-            </w:r>
-            <w:proofErr w:type="spellEnd"/>
-            <w:r>
-              <w:rPr>
-                <w:lang w:val="ru-RU"/>
-              </w:rPr>
-              <w:t xml:space="preserve"> не буде </w:t>
-            </w:r>
-            <w:proofErr w:type="spellStart"/>
-            <w:r>
-              <w:rPr>
-                <w:lang w:val="ru-RU"/>
-              </w:rPr>
-              <w:t>порожнім</w:t>
-            </w:r>
-            <w:proofErr w:type="spellEnd"/>
-            <w:r>
-              <w:rPr>
-                <w:lang w:val="ru-RU"/>
-              </w:rPr>
-              <w:t xml:space="preserve"> </w:t>
-            </w:r>
-            <w:proofErr w:type="spellStart"/>
-            <w:r>
-              <w:rPr>
-                <w:lang w:val="ru-RU"/>
-              </w:rPr>
-              <w:t>або</w:t>
-            </w:r>
-            <w:proofErr w:type="spellEnd"/>
-            <w:r>
-              <w:rPr>
-                <w:lang w:val="ru-RU"/>
-              </w:rPr>
-              <w:t xml:space="preserve"> </w:t>
-            </w:r>
-            <w:proofErr w:type="spellStart"/>
-            <w:r>
-              <w:rPr>
-                <w:lang w:val="ru-RU"/>
-              </w:rPr>
-              <w:t>null</w:t>
-            </w:r>
-            <w:proofErr w:type="spellEnd"/>
-            <w:r>
-              <w:rPr>
-                <w:lang w:val="ru-RU"/>
-              </w:rPr>
-              <w:t>.</w:t>
-            </w:r>
-            <w:r>
-              <w:rPr>
-                <w:lang w:val="ru-RU"/>
-              </w:rPr>
-              <w:t xml:space="preserve"> </w:t>
-            </w:r>
-            <w:r>
-              <w:rPr>
-                <w:lang w:val="ru-RU"/>
-              </w:rPr>
-              <w:t xml:space="preserve">Метод </w:t>
-            </w:r>
-            <w:proofErr w:type="spellStart"/>
-            <w:r>
-              <w:rPr>
-                <w:lang w:val="ru-RU"/>
-              </w:rPr>
-              <w:t>max</w:t>
-            </w:r>
-            <w:proofErr w:type="spellEnd"/>
-            <w:r>
-              <w:rPr>
-                <w:lang w:val="ru-RU"/>
-              </w:rPr>
-              <w:t xml:space="preserve"> не повинен </w:t>
-            </w:r>
-            <w:proofErr w:type="spellStart"/>
-            <w:r>
-              <w:rPr>
-                <w:lang w:val="ru-RU"/>
-              </w:rPr>
-              <w:t>змінювати</w:t>
-            </w:r>
-            <w:proofErr w:type="spellEnd"/>
-            <w:r>
-              <w:rPr>
-                <w:lang w:val="ru-RU"/>
-              </w:rPr>
-              <w:t xml:space="preserve"> </w:t>
-            </w:r>
-            <w:proofErr w:type="spellStart"/>
-            <w:r>
-              <w:rPr>
-                <w:lang w:val="ru-RU"/>
-              </w:rPr>
-              <w:t>масив</w:t>
-            </w:r>
-            <w:proofErr w:type="spellEnd"/>
-            <w:r>
-              <w:rPr>
-                <w:lang w:val="ru-RU"/>
-              </w:rPr>
-              <w:t>.</w:t>
+              <w:t>Метод max не повинен змінювати масив.</w:t>
             </w:r>
           </w:p>
           <w:p>
@@ -2247,7 +1944,7 @@
                           <pic:cNvPicPr/>
                         </pic:nvPicPr>
                         <pic:blipFill>
-                          <a:blip r:embed="rId18"/>
+                          <a:blip r:embed="rId19"/>
                           <a:stretch>
                             <a:fillRect/>
                           </a:stretch>
@@ -2294,7 +1991,7 @@
               <w:pStyle w:val="a5"/>
               <w:ind w:left="0" w:firstLine="0"/>
               <w:rPr>
-                <w:lang w:val="ru-RU"/>
+                <w:lang w:val="en-US"/>
               </w:rPr>
             </w:pPr>
             <w:r>
@@ -2310,217 +2007,7 @@
               <w:rPr>
                 <w:lang w:val="ru-RU"/>
               </w:rPr>
-              <w:t xml:space="preserve">. Правильна </w:t>
-            </w:r>
-            <w:proofErr w:type="spellStart"/>
-            <w:r>
-              <w:rPr>
-                <w:lang w:val="ru-RU"/>
-              </w:rPr>
-              <w:t>реалізація</w:t>
-            </w:r>
-            <w:proofErr w:type="spellEnd"/>
-            <w:r>
-              <w:rPr>
-                <w:lang w:val="ru-RU"/>
-              </w:rPr>
-              <w:t xml:space="preserve"> </w:t>
-            </w:r>
-            <w:proofErr w:type="spellStart"/>
-            <w:r>
-              <w:rPr>
-                <w:lang w:val="ru-RU"/>
-              </w:rPr>
-              <w:t>має</w:t>
-            </w:r>
-            <w:proofErr w:type="spellEnd"/>
-            <w:r>
-              <w:rPr>
-                <w:lang w:val="ru-RU"/>
-              </w:rPr>
-              <w:t xml:space="preserve"> </w:t>
-            </w:r>
-            <w:proofErr w:type="spellStart"/>
-            <w:r>
-              <w:rPr>
-                <w:lang w:val="ru-RU"/>
-              </w:rPr>
-              <w:t>отримати</w:t>
-            </w:r>
-            <w:proofErr w:type="spellEnd"/>
-            <w:r>
-              <w:rPr>
-                <w:lang w:val="ru-RU"/>
-              </w:rPr>
-              <w:t xml:space="preserve"> </w:t>
-            </w:r>
-            <w:proofErr w:type="spellStart"/>
-            <w:r>
-              <w:rPr>
-                <w:lang w:val="ru-RU"/>
-              </w:rPr>
-              <w:t>масив</w:t>
-            </w:r>
-            <w:proofErr w:type="spellEnd"/>
-            <w:r>
-              <w:rPr>
-                <w:lang w:val="ru-RU"/>
-              </w:rPr>
-              <w:t xml:space="preserve"> </w:t>
-            </w:r>
-            <w:proofErr w:type="spellStart"/>
-            <w:r>
-              <w:rPr>
-                <w:lang w:val="ru-RU"/>
-              </w:rPr>
-              <w:t>значень</w:t>
-            </w:r>
-            <w:proofErr w:type="spellEnd"/>
-            <w:r>
-              <w:rPr>
-                <w:lang w:val="ru-RU"/>
-              </w:rPr>
-              <w:t xml:space="preserve"> </w:t>
-            </w:r>
-            <w:proofErr w:type="spellStart"/>
-            <w:r>
-              <w:rPr>
-                <w:lang w:val="ru-RU"/>
-              </w:rPr>
-              <w:t>int</w:t>
-            </w:r>
-            <w:proofErr w:type="spellEnd"/>
-            <w:r>
-              <w:rPr>
-                <w:lang w:val="ru-RU"/>
-              </w:rPr>
-              <w:t xml:space="preserve"> та </w:t>
-            </w:r>
-            <w:proofErr w:type="spellStart"/>
-            <w:r>
-              <w:rPr>
-                <w:lang w:val="ru-RU"/>
-              </w:rPr>
-              <w:t>повернути</w:t>
-            </w:r>
-            <w:proofErr w:type="spellEnd"/>
-            <w:r>
-              <w:rPr>
-                <w:lang w:val="ru-RU"/>
-              </w:rPr>
-              <w:t xml:space="preserve"> суму </w:t>
-            </w:r>
-            <w:proofErr w:type="spellStart"/>
-            <w:r>
-              <w:rPr>
-                <w:lang w:val="ru-RU"/>
-              </w:rPr>
-              <w:t>парних</w:t>
-            </w:r>
-            <w:proofErr w:type="spellEnd"/>
-            <w:r>
-              <w:rPr>
-                <w:lang w:val="ru-RU"/>
-              </w:rPr>
-              <w:t xml:space="preserve"> чисел. </w:t>
-            </w:r>
-            <w:proofErr w:type="spellStart"/>
-            <w:r>
-              <w:rPr>
-                <w:lang w:val="ru-RU"/>
-              </w:rPr>
-              <w:t>Якщо</w:t>
-            </w:r>
-            <w:proofErr w:type="spellEnd"/>
-            <w:r>
-              <w:rPr>
-                <w:lang w:val="ru-RU"/>
-              </w:rPr>
-              <w:t xml:space="preserve"> </w:t>
-            </w:r>
-            <w:proofErr w:type="spellStart"/>
-            <w:r>
-              <w:rPr>
-                <w:lang w:val="ru-RU"/>
-              </w:rPr>
-              <w:t>цей</w:t>
-            </w:r>
-            <w:proofErr w:type="spellEnd"/>
-            <w:r>
-              <w:rPr>
-                <w:lang w:val="ru-RU"/>
-              </w:rPr>
-              <w:t xml:space="preserve"> </w:t>
-            </w:r>
-            <w:proofErr w:type="spellStart"/>
-            <w:r>
-              <w:rPr>
-                <w:lang w:val="ru-RU"/>
-              </w:rPr>
-              <w:t>масив</w:t>
-            </w:r>
-            <w:proofErr w:type="spellEnd"/>
-            <w:r>
-              <w:rPr>
-                <w:lang w:val="ru-RU"/>
-              </w:rPr>
-              <w:t xml:space="preserve"> </w:t>
-            </w:r>
-            <w:proofErr w:type="spellStart"/>
-            <w:r>
-              <w:rPr>
-                <w:lang w:val="ru-RU"/>
-              </w:rPr>
-              <w:t>дорівнює</w:t>
-            </w:r>
-            <w:proofErr w:type="spellEnd"/>
-            <w:r>
-              <w:rPr>
-                <w:lang w:val="ru-RU"/>
-              </w:rPr>
-              <w:t xml:space="preserve"> нулю </w:t>
-            </w:r>
-            <w:proofErr w:type="spellStart"/>
-            <w:r>
-              <w:rPr>
-                <w:lang w:val="ru-RU"/>
-              </w:rPr>
-              <w:t>або</w:t>
-            </w:r>
-            <w:proofErr w:type="spellEnd"/>
-            <w:r>
-              <w:rPr>
-                <w:lang w:val="ru-RU"/>
-              </w:rPr>
-              <w:t xml:space="preserve"> </w:t>
-            </w:r>
-            <w:proofErr w:type="spellStart"/>
-            <w:r>
-              <w:rPr>
-                <w:lang w:val="ru-RU"/>
-              </w:rPr>
-              <w:t>порожній</w:t>
-            </w:r>
-            <w:proofErr w:type="spellEnd"/>
-            <w:r>
-              <w:rPr>
-                <w:lang w:val="ru-RU"/>
-              </w:rPr>
-              <w:t xml:space="preserve">, метод </w:t>
-            </w:r>
-            <w:proofErr w:type="spellStart"/>
-            <w:r>
-              <w:rPr>
-                <w:lang w:val="ru-RU"/>
-              </w:rPr>
-              <w:t>повертає</w:t>
-            </w:r>
-            <w:proofErr w:type="spellEnd"/>
-            <w:r>
-              <w:rPr>
-                <w:lang w:val="ru-RU"/>
-              </w:rPr>
-              <w:t xml:space="preserve"> 0. Метод </w:t>
+              <w:t xml:space="preserve">. Правильна реалізація має отримати масив значень int та повернути суму парних чисел. Якщо цей масив дорівнює нулю або порожній, метод повертає 0. Метод </w:t>
             </w:r>
             <w:r>
               <w:rPr>
@@ -2532,35 +2019,76 @@
               <w:rPr>
                 <w:lang w:val="ru-RU"/>
               </w:rPr>
-              <w:t xml:space="preserve"> не повинен </w:t>
-            </w:r>
-            <w:proofErr w:type="spellStart"/>
-            <w:r>
+              <w:t xml:space="preserve"> не повинен змінювати масив.</w:t>
+            </w:r>
+          </w:p>
+          <w:p>
+            <w:pPr>
+              <w:ind w:firstLine="0"/>
               <w:rPr>
                 <w:lang w:val="ru-RU"/>
               </w:rPr>
-              <w:t>змінювати</w:t>
-            </w:r>
-            <w:proofErr w:type="spellEnd"/>
+            </w:pPr>
             <w:r>
               <w:rPr>
                 <w:lang w:val="ru-RU"/>
               </w:rPr>
-              <w:t xml:space="preserve"> </w:t>
-            </w:r>
-            <w:proofErr w:type="spellStart"/>
+              <w:t xml:space="preserve">Масив: </w:t>
+            </w:r>
             <w:r>
               <w:rPr>
                 <w:lang w:val="ru-RU"/>
               </w:rPr>
-              <w:t>масив</w:t>
-            </w:r>
-            <w:proofErr w:type="spellEnd"/>
-            <w:r>
+              <w:t>{1, 2, 3, 4, 5, 6}</w:t>
+            </w:r>
+          </w:p>
+          <w:p>
+            <w:pPr>
+              <w:pStyle w:val="a5"/>
+              <w:ind w:left="0" w:firstLine="0"/>
               <w:rPr>
-                <w:lang w:val="ru-RU"/>
+                <w:lang w:val="en-US"/>
               </w:rPr>
-              <w:t>.</w:t>
+            </w:pPr>
+            <w:r>
+              <w:rPr>
+                <w:lang w:val="en-US"/>
+              </w:rPr>
+              <w:drawing>
+                <wp:inline distT="0" distB="0" distL="0" distR="0" wp14:anchorId="610445E2" wp14:editId="7BF9C6C4">
+                  <wp:extent cx="2591162" cy="1114581"/>
+                  <wp:effectExtent l="0" t="0" r="0" b="9525"/>
+                  <wp:docPr id="1435204626" name="Рисунок 1"/>
+                  <wp:cNvGraphicFramePr>
+                    <a:graphicFrameLocks xmlns:a="http://schemas.openxmlformats.org/drawingml/2006/main" noChangeAspect="1"/>
+                  </wp:cNvGraphicFramePr>
+                  <a:graphic xmlns:a="http://schemas.openxmlformats.org/drawingml/2006/main">
+                    <a:graphicData uri="http://schemas.openxmlformats.org/drawingml/2006/picture">
+                      <pic:pic xmlns:pic="http://schemas.openxmlformats.org/drawingml/2006/picture">
+                        <pic:nvPicPr>
+                          <pic:cNvPr id="1435204626" name=""/>
+                          <pic:cNvPicPr/>
+                        </pic:nvPicPr>
+                        <pic:blipFill>
+                          <a:blip r:embed="rId20"/>
+                          <a:stretch>
+                            <a:fillRect/>
+                          </a:stretch>
+                        </pic:blipFill>
+                        <pic:spPr>
+                          <a:xfrm>
+                            <a:off x="0" y="0"/>
+                            <a:ext cx="2591162" cy="1114581"/>
+                          </a:xfrm>
+                          <a:prstGeom prst="rect">
+                            <a:avLst/>
+                          </a:prstGeom>
+                        </pic:spPr>
+                      </pic:pic>
+                    </a:graphicData>
+                  </a:graphic>
+                </wp:inline>
+              </w:drawing>
             </w:r>
           </w:p>
           <w:p>
@@ -2601,24 +2129,14 @@
             <w:r>
               <w:t xml:space="preserve">Напишіть програму, що містить метод </w:t>
             </w:r>
-            <w:proofErr w:type="spellStart"/>
             <w:r>
               <w:t>getSumCheckArray</w:t>
             </w:r>
-            <w:proofErr w:type="spellEnd"/>
             <w:r>
               <w:t xml:space="preserve">. </w:t>
             </w:r>
             <w:r>
-              <w:t xml:space="preserve">Правильна реалізація повинна отримати масив значень </w:t>
-            </w:r>
-            <w:proofErr w:type="spellStart"/>
-            <w:r>
-              <w:t>int</w:t>
-            </w:r>
-            <w:proofErr w:type="spellEnd"/>
-            <w:r>
-              <w:t xml:space="preserve"> і повернути масив логічних значень, де кожен елемент є результатом перевірки: чи є вихідний елемент сумою двох попередніх елементів у даному масиві.</w:t>
+              <w:t>Правильна реалізація повинна отримати масив значень int і повернути масив логічних значень, де кожен елемент є результатом перевірки: чи є вихідний елемент сумою двох попередніх елементів у даному масиві.</w:t>
             </w:r>
           </w:p>
           <w:p>
@@ -2636,23 +2154,16 @@
               <w:ind w:left="0" w:firstLine="0"/>
             </w:pPr>
             <w:r>
-              <w:t xml:space="preserve">Цей масив гарантовано не дорівнює </w:t>
-            </w:r>
-            <w:proofErr w:type="spellStart"/>
-            <w:r>
-              <w:t>null</w:t>
-            </w:r>
-            <w:proofErr w:type="spellEnd"/>
-            <w:r>
-              <w:t>.</w:t>
-            </w:r>
-          </w:p>
-          <w:p>
-            <w:pPr>
-              <w:pStyle w:val="a5"/>
-              <w:ind w:left="0" w:firstLine="0"/>
-            </w:pPr>
-            <w:r>
+              <w:t>Цей масив гарантовано не дорівнює null.</w:t>
+            </w:r>
+          </w:p>
+          <w:p>
+            <w:pPr>
+              <w:pStyle w:val="a5"/>
+              <w:ind w:left="0" w:firstLine="0"/>
+            </w:pPr>
+            <w:r>
+              <w:lastRenderedPageBreak/>
               <w:t>Метод повертає масив логічних значень, де кожен елемент є результатом для відповідного елемента в даному масиві.</w:t>
             </w:r>
           </w:p>
@@ -2662,15 +2173,7 @@
               <w:ind w:left="0" w:firstLine="0"/>
             </w:pPr>
             <w:r>
-              <w:t xml:space="preserve">Перші два елементи логічного масиву завжди </w:t>
-            </w:r>
-            <w:proofErr w:type="spellStart"/>
-            <w:r>
-              <w:t>false</w:t>
-            </w:r>
-            <w:proofErr w:type="spellEnd"/>
-            <w:r>
-              <w:t>.</w:t>
+              <w:t>Перші два елементи логічного масиву завжди false.</w:t>
             </w:r>
           </w:p>
           <w:p>
@@ -2706,82 +2209,54 @@
               <w:ind w:left="0" w:firstLine="0"/>
             </w:pPr>
             <w:r>
-              <w:lastRenderedPageBreak/>
               <w:t xml:space="preserve">Результат: </w:t>
             </w:r>
             <w:r>
-              <w:t>[</w:t>
-            </w:r>
-            <w:proofErr w:type="spellStart"/>
-            <w:r>
-              <w:t>false</w:t>
-            </w:r>
-            <w:proofErr w:type="spellEnd"/>
-            <w:r>
-              <w:t xml:space="preserve">, </w:t>
-            </w:r>
-            <w:proofErr w:type="spellStart"/>
-            <w:r>
-              <w:t>false</w:t>
-            </w:r>
-            <w:proofErr w:type="spellEnd"/>
-            <w:r>
-              <w:t xml:space="preserve">, </w:t>
-            </w:r>
-            <w:proofErr w:type="spellStart"/>
-            <w:r>
-              <w:t>true</w:t>
-            </w:r>
-            <w:proofErr w:type="spellEnd"/>
-            <w:r>
-              <w:t xml:space="preserve">, </w:t>
-            </w:r>
-            <w:proofErr w:type="spellStart"/>
-            <w:r>
-              <w:t>false</w:t>
-            </w:r>
-            <w:proofErr w:type="spellEnd"/>
-            <w:r>
-              <w:t xml:space="preserve">, </w:t>
-            </w:r>
-            <w:proofErr w:type="spellStart"/>
-            <w:r>
-              <w:t>false</w:t>
-            </w:r>
-            <w:proofErr w:type="spellEnd"/>
-            <w:r>
-              <w:t xml:space="preserve">, </w:t>
-            </w:r>
-            <w:proofErr w:type="spellStart"/>
-            <w:r>
-              <w:t>true</w:t>
-            </w:r>
-            <w:proofErr w:type="spellEnd"/>
-            <w:r>
-              <w:t xml:space="preserve">, </w:t>
-            </w:r>
-            <w:proofErr w:type="spellStart"/>
-            <w:r>
-              <w:t>false</w:t>
-            </w:r>
-            <w:proofErr w:type="spellEnd"/>
-            <w:r>
-              <w:t xml:space="preserve">, </w:t>
-            </w:r>
-            <w:proofErr w:type="spellStart"/>
-            <w:r>
-              <w:t>true</w:t>
-            </w:r>
-            <w:proofErr w:type="spellEnd"/>
-            <w:r>
-              <w:t>]</w:t>
-            </w:r>
-          </w:p>
-          <w:p>
-            <w:pPr>
-              <w:pStyle w:val="a5"/>
-              <w:ind w:left="0" w:firstLine="0"/>
-            </w:pPr>
+              <w:t>[false, false, true, false, false, true, false, true]</w:t>
+            </w:r>
+          </w:p>
+          <w:p>
+            <w:pPr>
+              <w:pStyle w:val="a5"/>
+              <w:ind w:left="0" w:firstLine="0"/>
+            </w:pPr>
+            <w:r>
+              <w:drawing>
+                <wp:inline distT="0" distB="0" distL="0" distR="0" wp14:anchorId="60B01B55" wp14:editId="5F156557">
+                  <wp:extent cx="4991797" cy="1105054"/>
+                  <wp:effectExtent l="0" t="0" r="0" b="0"/>
+                  <wp:docPr id="1343530792" name="Рисунок 1"/>
+                  <wp:cNvGraphicFramePr>
+                    <a:graphicFrameLocks xmlns:a="http://schemas.openxmlformats.org/drawingml/2006/main" noChangeAspect="1"/>
+                  </wp:cNvGraphicFramePr>
+                  <a:graphic xmlns:a="http://schemas.openxmlformats.org/drawingml/2006/main">
+                    <a:graphicData uri="http://schemas.openxmlformats.org/drawingml/2006/picture">
+                      <pic:pic xmlns:pic="http://schemas.openxmlformats.org/drawingml/2006/picture">
+                        <pic:nvPicPr>
+                          <pic:cNvPr id="1343530792" name=""/>
+                          <pic:cNvPicPr/>
+                        </pic:nvPicPr>
+                        <pic:blipFill>
+                          <a:blip r:embed="rId21"/>
+                          <a:stretch>
+                            <a:fillRect/>
+                          </a:stretch>
+                        </pic:blipFill>
+                        <pic:spPr>
+                          <a:xfrm>
+                            <a:off x="0" y="0"/>
+                            <a:ext cx="4991797" cy="1105054"/>
+                          </a:xfrm>
+                          <a:prstGeom prst="rect">
+                            <a:avLst/>
+                          </a:prstGeom>
+                        </pic:spPr>
+                      </pic:pic>
+                    </a:graphicData>
+                  </a:graphic>
+                </wp:inline>
+              </w:drawing>
+            </w:r>
           </w:p>
         </w:tc>
       </w:tr>
@@ -2813,11 +2288,9 @@
             <w:r>
               <w:t xml:space="preserve">Напишіть програму, що містить метод </w:t>
             </w:r>
-            <w:proofErr w:type="spellStart"/>
             <w:r>
               <w:t>removeLocalMaxima</w:t>
             </w:r>
-            <w:proofErr w:type="spellEnd"/>
             <w:r>
               <w:t>(</w:t>
             </w:r>
@@ -2831,15 +2304,7 @@
               <w:t xml:space="preserve">. </w:t>
             </w:r>
             <w:r>
-              <w:t xml:space="preserve">Правильна реалізація має отримати масив значень типу </w:t>
-            </w:r>
-            <w:proofErr w:type="spellStart"/>
-            <w:r>
-              <w:t>int</w:t>
-            </w:r>
-            <w:proofErr w:type="spellEnd"/>
-            <w:r>
-              <w:t xml:space="preserve"> і повернути копію даного масиву з усіма видаленими локальними максимумами. Вихідний масив не можна змінювати.</w:t>
+              <w:t>Правильна реалізація має отримати масив значень типу int і повернути копію даного масиву з усіма видаленими локальними максимумами. Вихідний масив не можна змінювати.</w:t>
             </w:r>
             <w:r>
               <w:t xml:space="preserve"> </w:t>
@@ -2872,75 +2337,11 @@
                 <w:lang w:val="ru-RU"/>
               </w:rPr>
             </w:pPr>
-            <w:proofErr w:type="spellStart"/>
             <w:r>
               <w:rPr>
                 <w:lang w:val="ru-RU"/>
               </w:rPr>
-              <w:t>Розмір</w:t>
-            </w:r>
-            <w:proofErr w:type="spellEnd"/>
-            <w:r>
-              <w:rPr>
-                <w:lang w:val="ru-RU"/>
-              </w:rPr>
-              <w:t xml:space="preserve"> </w:t>
-            </w:r>
-            <w:proofErr w:type="spellStart"/>
-            <w:r>
-              <w:rPr>
-                <w:lang w:val="ru-RU"/>
-              </w:rPr>
-              <w:t>цього</w:t>
-            </w:r>
-            <w:proofErr w:type="spellEnd"/>
-            <w:r>
-              <w:rPr>
-                <w:lang w:val="ru-RU"/>
-              </w:rPr>
-              <w:t xml:space="preserve"> </w:t>
-            </w:r>
-            <w:proofErr w:type="spellStart"/>
-            <w:r>
-              <w:rPr>
-                <w:lang w:val="ru-RU"/>
-              </w:rPr>
-              <w:t>масиву</w:t>
-            </w:r>
-            <w:proofErr w:type="spellEnd"/>
-            <w:r>
-              <w:rPr>
-                <w:lang w:val="ru-RU"/>
-              </w:rPr>
-              <w:t xml:space="preserve"> </w:t>
-            </w:r>
-            <w:proofErr w:type="spellStart"/>
-            <w:r>
-              <w:rPr>
-                <w:lang w:val="ru-RU"/>
-              </w:rPr>
-              <w:t>гарантовано</w:t>
-            </w:r>
-            <w:proofErr w:type="spellEnd"/>
-            <w:r>
-              <w:rPr>
-                <w:lang w:val="ru-RU"/>
-              </w:rPr>
-              <w:t xml:space="preserve"> </w:t>
-            </w:r>
-            <w:proofErr w:type="spellStart"/>
-            <w:r>
-              <w:rPr>
-                <w:lang w:val="ru-RU"/>
-              </w:rPr>
-              <w:t>більше</w:t>
-            </w:r>
-            <w:proofErr w:type="spellEnd"/>
-            <w:r>
-              <w:rPr>
-                <w:lang w:val="ru-RU"/>
-              </w:rPr>
-              <w:t xml:space="preserve"> 1.</w:t>
+              <w:t>Розмір цього масиву гарантовано більше 1.</w:t>
             </w:r>
           </w:p>
           <w:p>
@@ -2954,75 +2355,11 @@
                 <w:lang w:val="ru-RU"/>
               </w:rPr>
             </w:pPr>
-            <w:proofErr w:type="spellStart"/>
             <w:r>
               <w:rPr>
                 <w:lang w:val="ru-RU"/>
               </w:rPr>
-              <w:t>Розмір</w:t>
-            </w:r>
-            <w:proofErr w:type="spellEnd"/>
-            <w:r>
-              <w:rPr>
-                <w:lang w:val="ru-RU"/>
-              </w:rPr>
-              <w:t xml:space="preserve"> </w:t>
-            </w:r>
-            <w:proofErr w:type="spellStart"/>
-            <w:r>
-              <w:rPr>
-                <w:lang w:val="ru-RU"/>
-              </w:rPr>
-              <w:t>цього</w:t>
-            </w:r>
-            <w:proofErr w:type="spellEnd"/>
-            <w:r>
-              <w:rPr>
-                <w:lang w:val="ru-RU"/>
-              </w:rPr>
-              <w:t xml:space="preserve"> </w:t>
-            </w:r>
-            <w:proofErr w:type="spellStart"/>
-            <w:r>
-              <w:rPr>
-                <w:lang w:val="ru-RU"/>
-              </w:rPr>
-              <w:t>масиву</w:t>
-            </w:r>
-            <w:proofErr w:type="spellEnd"/>
-            <w:r>
-              <w:rPr>
-                <w:lang w:val="ru-RU"/>
-              </w:rPr>
-              <w:t xml:space="preserve"> </w:t>
-            </w:r>
-            <w:proofErr w:type="spellStart"/>
-            <w:r>
-              <w:rPr>
-                <w:lang w:val="ru-RU"/>
-              </w:rPr>
-              <w:t>гарантовано</w:t>
-            </w:r>
-            <w:proofErr w:type="spellEnd"/>
-            <w:r>
-              <w:rPr>
-                <w:lang w:val="ru-RU"/>
-              </w:rPr>
-              <w:t xml:space="preserve"> </w:t>
-            </w:r>
-            <w:proofErr w:type="spellStart"/>
-            <w:r>
-              <w:rPr>
-                <w:lang w:val="ru-RU"/>
-              </w:rPr>
-              <w:t>більше</w:t>
-            </w:r>
-            <w:proofErr w:type="spellEnd"/>
-            <w:r>
-              <w:rPr>
-                <w:lang w:val="ru-RU"/>
-              </w:rPr>
-              <w:t xml:space="preserve"> 1.</w:t>
+              <w:t>Розмір цього масиву гарантовано більше 1.</w:t>
             </w:r>
           </w:p>
           <w:p>
@@ -3036,159 +2373,11 @@
                 <w:lang w:val="ru-RU"/>
               </w:rPr>
             </w:pPr>
-            <w:proofErr w:type="spellStart"/>
             <w:r>
               <w:rPr>
                 <w:lang w:val="ru-RU"/>
               </w:rPr>
-              <w:t>Якщо</w:t>
-            </w:r>
-            <w:proofErr w:type="spellEnd"/>
-            <w:r>
-              <w:rPr>
-                <w:lang w:val="ru-RU"/>
-              </w:rPr>
-              <w:t xml:space="preserve"> </w:t>
-            </w:r>
-            <w:proofErr w:type="spellStart"/>
-            <w:r>
-              <w:rPr>
-                <w:lang w:val="ru-RU"/>
-              </w:rPr>
-              <w:t>масив</w:t>
-            </w:r>
-            <w:proofErr w:type="spellEnd"/>
-            <w:r>
-              <w:rPr>
-                <w:lang w:val="ru-RU"/>
-              </w:rPr>
-              <w:t xml:space="preserve"> не </w:t>
-            </w:r>
-            <w:proofErr w:type="spellStart"/>
-            <w:r>
-              <w:rPr>
-                <w:lang w:val="ru-RU"/>
-              </w:rPr>
-              <w:t>має</w:t>
-            </w:r>
-            <w:proofErr w:type="spellEnd"/>
-            <w:r>
-              <w:rPr>
-                <w:lang w:val="ru-RU"/>
-              </w:rPr>
-              <w:t xml:space="preserve"> </w:t>
-            </w:r>
-            <w:proofErr w:type="spellStart"/>
-            <w:r>
-              <w:rPr>
-                <w:lang w:val="ru-RU"/>
-              </w:rPr>
-              <w:t>локальних</w:t>
-            </w:r>
-            <w:proofErr w:type="spellEnd"/>
-            <w:r>
-              <w:rPr>
-                <w:lang w:val="ru-RU"/>
-              </w:rPr>
-              <w:t xml:space="preserve"> </w:t>
-            </w:r>
-            <w:proofErr w:type="spellStart"/>
-            <w:r>
-              <w:rPr>
-                <w:lang w:val="ru-RU"/>
-              </w:rPr>
-              <w:t>максимумів</w:t>
-            </w:r>
-            <w:proofErr w:type="spellEnd"/>
-            <w:r>
-              <w:rPr>
-                <w:lang w:val="ru-RU"/>
-              </w:rPr>
-              <w:t xml:space="preserve">, </w:t>
-            </w:r>
-            <w:proofErr w:type="spellStart"/>
-            <w:r>
-              <w:rPr>
-                <w:lang w:val="ru-RU"/>
-              </w:rPr>
-              <w:t>ви</w:t>
-            </w:r>
-            <w:proofErr w:type="spellEnd"/>
-            <w:r>
-              <w:rPr>
-                <w:lang w:val="ru-RU"/>
-              </w:rPr>
-              <w:t xml:space="preserve"> </w:t>
-            </w:r>
-            <w:proofErr w:type="spellStart"/>
-            <w:r>
-              <w:rPr>
-                <w:lang w:val="ru-RU"/>
-              </w:rPr>
-              <w:t>повинні</w:t>
-            </w:r>
-            <w:proofErr w:type="spellEnd"/>
-            <w:r>
-              <w:rPr>
-                <w:lang w:val="ru-RU"/>
-              </w:rPr>
-              <w:t xml:space="preserve"> </w:t>
-            </w:r>
-            <w:proofErr w:type="spellStart"/>
-            <w:r>
-              <w:rPr>
-                <w:lang w:val="ru-RU"/>
-              </w:rPr>
-              <w:t>повернути</w:t>
-            </w:r>
-            <w:proofErr w:type="spellEnd"/>
-            <w:r>
-              <w:rPr>
-                <w:lang w:val="ru-RU"/>
-              </w:rPr>
-              <w:t xml:space="preserve"> </w:t>
-            </w:r>
-            <w:proofErr w:type="spellStart"/>
-            <w:r>
-              <w:rPr>
-                <w:lang w:val="ru-RU"/>
-              </w:rPr>
-              <w:t>його</w:t>
-            </w:r>
-            <w:proofErr w:type="spellEnd"/>
-            <w:r>
-              <w:rPr>
-                <w:lang w:val="ru-RU"/>
-              </w:rPr>
-              <w:t xml:space="preserve"> </w:t>
-            </w:r>
-            <w:proofErr w:type="spellStart"/>
-            <w:r>
-              <w:rPr>
-                <w:lang w:val="ru-RU"/>
-              </w:rPr>
-              <w:t>копію</w:t>
-            </w:r>
-            <w:proofErr w:type="spellEnd"/>
-            <w:r>
-              <w:rPr>
-                <w:lang w:val="ru-RU"/>
-              </w:rPr>
-              <w:t xml:space="preserve"> без </w:t>
-            </w:r>
-            <w:proofErr w:type="spellStart"/>
-            <w:r>
-              <w:rPr>
-                <w:lang w:val="ru-RU"/>
-              </w:rPr>
-              <w:t>змін</w:t>
-            </w:r>
-            <w:proofErr w:type="spellEnd"/>
-            <w:r>
-              <w:rPr>
-                <w:lang w:val="ru-RU"/>
-              </w:rPr>
-              <w:t>.</w:t>
+              <w:t>Якщо масив не має локальних максимумів, ви повинні повернути його копію без змін.</w:t>
             </w:r>
           </w:p>
           <w:p>
@@ -3206,49 +2395,7 @@
               <w:rPr>
                 <w:lang w:val="ru-RU"/>
               </w:rPr>
-              <w:t xml:space="preserve">Ви можете </w:t>
-            </w:r>
-            <w:proofErr w:type="spellStart"/>
-            <w:r>
-              <w:rPr>
-                <w:lang w:val="ru-RU"/>
-              </w:rPr>
-              <w:t>використовувати</w:t>
-            </w:r>
-            <w:proofErr w:type="spellEnd"/>
-            <w:r>
-              <w:rPr>
-                <w:lang w:val="ru-RU"/>
-              </w:rPr>
-              <w:t xml:space="preserve"> </w:t>
-            </w:r>
-            <w:proofErr w:type="spellStart"/>
-            <w:r>
-              <w:rPr>
-                <w:lang w:val="ru-RU"/>
-              </w:rPr>
-              <w:t>методи</w:t>
-            </w:r>
-            <w:proofErr w:type="spellEnd"/>
-            <w:r>
-              <w:rPr>
-                <w:lang w:val="ru-RU"/>
-              </w:rPr>
-              <w:t xml:space="preserve"> </w:t>
-            </w:r>
-            <w:proofErr w:type="spellStart"/>
-            <w:r>
-              <w:rPr>
-                <w:lang w:val="ru-RU"/>
-              </w:rPr>
-              <w:t>java.util.Arrays</w:t>
-            </w:r>
-            <w:proofErr w:type="spellEnd"/>
-            <w:r>
-              <w:rPr>
-                <w:lang w:val="ru-RU"/>
-              </w:rPr>
-              <w:t>.*.</w:t>
+              <w:t>Ви можете використовувати методи java.util.Arrays.*.</w:t>
             </w:r>
           </w:p>
           <w:p>
@@ -3313,6 +2460,43 @@
               <w:pStyle w:val="a5"/>
               <w:ind w:left="0" w:firstLine="0"/>
             </w:pPr>
+            <w:r>
+              <w:drawing>
+                <wp:inline distT="0" distB="0" distL="0" distR="0" wp14:anchorId="6B6CFB0B" wp14:editId="4EE7BB59">
+                  <wp:extent cx="1943371" cy="1009791"/>
+                  <wp:effectExtent l="0" t="0" r="0" b="0"/>
+                  <wp:docPr id="1883133412" name="Рисунок 1"/>
+                  <wp:cNvGraphicFramePr>
+                    <a:graphicFrameLocks xmlns:a="http://schemas.openxmlformats.org/drawingml/2006/main" noChangeAspect="1"/>
+                  </wp:cNvGraphicFramePr>
+                  <a:graphic xmlns:a="http://schemas.openxmlformats.org/drawingml/2006/main">
+                    <a:graphicData uri="http://schemas.openxmlformats.org/drawingml/2006/picture">
+                      <pic:pic xmlns:pic="http://schemas.openxmlformats.org/drawingml/2006/picture">
+                        <pic:nvPicPr>
+                          <pic:cNvPr id="1883133412" name=""/>
+                          <pic:cNvPicPr/>
+                        </pic:nvPicPr>
+                        <pic:blipFill>
+                          <a:blip r:embed="rId22"/>
+                          <a:stretch>
+                            <a:fillRect/>
+                          </a:stretch>
+                        </pic:blipFill>
+                        <pic:spPr>
+                          <a:xfrm>
+                            <a:off x="0" y="0"/>
+                            <a:ext cx="1943371" cy="1009791"/>
+                          </a:xfrm>
+                          <a:prstGeom prst="rect">
+                            <a:avLst/>
+                          </a:prstGeom>
+                        </pic:spPr>
+                      </pic:pic>
+                    </a:graphicData>
+                  </a:graphic>
+                </wp:inline>
+              </w:drawing>
+            </w:r>
           </w:p>
         </w:tc>
       </w:tr>
@@ -3361,140 +2545,59 @@
               <w:pStyle w:val="a5"/>
               <w:ind w:left="0" w:firstLine="0"/>
             </w:pPr>
-            <w:proofErr w:type="spellStart"/>
-            <w:r>
-              <w:t>void</w:t>
-            </w:r>
-            <w:proofErr w:type="spellEnd"/>
+            <w:r>
+              <w:lastRenderedPageBreak/>
+              <w:t>void cycleSwap(int[] array)</w:t>
+            </w:r>
+            <w:r>
+              <w:t xml:space="preserve"> - </w:t>
+            </w:r>
+            <w:r>
+              <w:t>Зсуває всі елементи в даному масиві вправо на 1 позицію.</w:t>
+            </w:r>
             <w:r>
               <w:t xml:space="preserve"> </w:t>
             </w:r>
-            <w:proofErr w:type="spellStart"/>
-            <w:r>
-              <w:t>cycleSwap</w:t>
-            </w:r>
-            <w:proofErr w:type="spellEnd"/>
-            <w:r>
-              <w:t>(</w:t>
-            </w:r>
-            <w:proofErr w:type="spellStart"/>
-            <w:r>
-              <w:t>int</w:t>
-            </w:r>
-            <w:proofErr w:type="spellEnd"/>
-            <w:r>
-              <w:t xml:space="preserve">[] </w:t>
-            </w:r>
-            <w:proofErr w:type="spellStart"/>
-            <w:r>
-              <w:t>array</w:t>
-            </w:r>
-            <w:proofErr w:type="spellEnd"/>
-            <w:r>
-              <w:t>)</w:t>
+            <w:r>
+              <w:t>В цьому випадку останній елемент масиву стає першим.</w:t>
+            </w:r>
+            <w:r>
+              <w:t xml:space="preserve"> </w:t>
+            </w:r>
+            <w:r>
+              <w:t>Наприклад, 1 3 2 7 4 стає 4 1 3 2 7.</w:t>
+            </w:r>
+          </w:p>
+          <w:p>
+            <w:pPr>
+              <w:pStyle w:val="a5"/>
+              <w:ind w:left="0" w:firstLine="0"/>
+            </w:pPr>
+          </w:p>
+          <w:p>
+            <w:pPr>
+              <w:pStyle w:val="a5"/>
+              <w:ind w:left="0" w:firstLine="0"/>
+            </w:pPr>
+            <w:r>
+              <w:t>void cycleSwap(int[] array, int shift)</w:t>
             </w:r>
             <w:r>
               <w:t xml:space="preserve"> - </w:t>
             </w:r>
             <w:r>
-              <w:t>Зсуває всі елементи в даному масиві вправо на 1 позицію.</w:t>
+              <w:t>Зсуває всі елементи в заданому масиві вправо на shift позицій.</w:t>
             </w:r>
             <w:r>
               <w:t xml:space="preserve"> </w:t>
             </w:r>
             <w:r>
-              <w:t>В цьому випадку останній елемент масиву стає першим.</w:t>
+              <w:t>Гарантується, що значення зсуву невід'ємне і не більше за довжину масиву.</w:t>
             </w:r>
             <w:r>
               <w:t xml:space="preserve"> </w:t>
             </w:r>
             <w:r>
-              <w:t>Наприклад, 1 3 2 7 4 стає 4 1 3 2 7.</w:t>
-            </w:r>
-          </w:p>
-          <w:p>
-            <w:pPr>
-              <w:pStyle w:val="a5"/>
-              <w:ind w:left="0" w:firstLine="0"/>
-            </w:pPr>
-          </w:p>
-          <w:p>
-            <w:pPr>
-              <w:pStyle w:val="a5"/>
-              <w:ind w:left="0" w:firstLine="0"/>
-            </w:pPr>
-            <w:proofErr w:type="spellStart"/>
-            <w:r>
-              <w:t>void</w:t>
-            </w:r>
-            <w:proofErr w:type="spellEnd"/>
-            <w:r>
-              <w:t xml:space="preserve"> </w:t>
-            </w:r>
-            <w:proofErr w:type="spellStart"/>
-            <w:r>
-              <w:t>cycleSwap</w:t>
-            </w:r>
-            <w:proofErr w:type="spellEnd"/>
-            <w:r>
-              <w:t>(</w:t>
-            </w:r>
-            <w:proofErr w:type="spellStart"/>
-            <w:r>
-              <w:t>int</w:t>
-            </w:r>
-            <w:proofErr w:type="spellEnd"/>
-            <w:r>
-              <w:t xml:space="preserve">[] </w:t>
-            </w:r>
-            <w:proofErr w:type="spellStart"/>
-            <w:r>
-              <w:t>array</w:t>
-            </w:r>
-            <w:proofErr w:type="spellEnd"/>
-            <w:r>
-              <w:t xml:space="preserve">, </w:t>
-            </w:r>
-            <w:proofErr w:type="spellStart"/>
-            <w:r>
-              <w:t>int</w:t>
-            </w:r>
-            <w:proofErr w:type="spellEnd"/>
-            <w:r>
-              <w:t xml:space="preserve"> </w:t>
-            </w:r>
-            <w:proofErr w:type="spellStart"/>
-            <w:r>
-              <w:t>shift</w:t>
-            </w:r>
-            <w:proofErr w:type="spellEnd"/>
-            <w:r>
-              <w:t>)</w:t>
-            </w:r>
-            <w:r>
-              <w:t xml:space="preserve"> - </w:t>
-            </w:r>
-            <w:r>
-              <w:t xml:space="preserve">Зсуває всі елементи в заданому масиві вправо на </w:t>
-            </w:r>
-            <w:proofErr w:type="spellStart"/>
-            <w:r>
-              <w:t>shift</w:t>
-            </w:r>
-            <w:proofErr w:type="spellEnd"/>
-            <w:r>
-              <w:t xml:space="preserve"> позицій.</w:t>
-            </w:r>
-            <w:r>
-              <w:t xml:space="preserve"> </w:t>
-            </w:r>
-            <w:r>
-              <w:t>Гарантується, що значення зсуву невід'ємне і не більше за довжину масиву.</w:t>
-            </w:r>
-            <w:r>
-              <w:t xml:space="preserve"> </w:t>
-            </w:r>
-            <w:r>
               <w:t>Наприклад, 1 3 2 7 4 зі зсувом 3 стає 2 7 4 1 3.</w:t>
             </w:r>
           </w:p>
@@ -3502,6 +2605,67 @@
             <w:pPr>
               <w:pStyle w:val="a5"/>
               <w:ind w:left="0" w:firstLine="0"/>
+              <w:rPr>
+                <w:lang w:val="en-US"/>
+              </w:rPr>
+            </w:pPr>
+          </w:p>
+          <w:p>
+            <w:pPr>
+              <w:pStyle w:val="a5"/>
+              <w:ind w:left="0" w:firstLine="0"/>
+              <w:rPr>
+                <w:lang w:val="en-US"/>
+              </w:rPr>
+            </w:pPr>
+            <w:r>
+              <w:rPr>
+                <w:lang w:val="en-US"/>
+              </w:rPr>
+              <w:drawing>
+                <wp:inline distT="0" distB="0" distL="0" distR="0" wp14:anchorId="342BC84B" wp14:editId="0EAFC4B5">
+                  <wp:extent cx="2162477" cy="1238423"/>
+                  <wp:effectExtent l="0" t="0" r="9525" b="0"/>
+                  <wp:docPr id="552485609" name="Рисунок 1"/>
+                  <wp:cNvGraphicFramePr>
+                    <a:graphicFrameLocks xmlns:a="http://schemas.openxmlformats.org/drawingml/2006/main" noChangeAspect="1"/>
+                  </wp:cNvGraphicFramePr>
+                  <a:graphic xmlns:a="http://schemas.openxmlformats.org/drawingml/2006/main">
+                    <a:graphicData uri="http://schemas.openxmlformats.org/drawingml/2006/picture">
+                      <pic:pic xmlns:pic="http://schemas.openxmlformats.org/drawingml/2006/picture">
+                        <pic:nvPicPr>
+                          <pic:cNvPr id="552485609" name=""/>
+                          <pic:cNvPicPr/>
+                        </pic:nvPicPr>
+                        <pic:blipFill>
+                          <a:blip r:embed="rId23"/>
+                          <a:stretch>
+                            <a:fillRect/>
+                          </a:stretch>
+                        </pic:blipFill>
+                        <pic:spPr>
+                          <a:xfrm>
+                            <a:off x="0" y="0"/>
+                            <a:ext cx="2162477" cy="1238423"/>
+                          </a:xfrm>
+                          <a:prstGeom prst="rect">
+                            <a:avLst/>
+                          </a:prstGeom>
+                        </pic:spPr>
+                      </pic:pic>
+                    </a:graphicData>
+                  </a:graphic>
+                </wp:inline>
+              </w:drawing>
+            </w:r>
+          </w:p>
+          <w:p>
+            <w:pPr>
+              <w:pStyle w:val="a5"/>
+              <w:ind w:left="0" w:firstLine="0"/>
+              <w:rPr>
+                <w:lang w:val="en-US"/>
+              </w:rPr>
             </w:pPr>
           </w:p>
         </w:tc>
@@ -3557,41 +2721,15 @@
     </w:tbl>
     <w:p>
       <w:pPr>
-        <w:pStyle w:val="a5"/>
-        <w:ind w:left="1440" w:firstLine="0"/>
-      </w:pPr>
-    </w:p>
-    <w:p>
-      <w:r>
-        <w:t>Сформуйте звіт який містить код програм та результати тестування.</w:t>
-      </w:r>
-    </w:p>
-    <w:p>
-      <w:r>
-        <w:t xml:space="preserve">Надайте посилання на </w:t>
-      </w:r>
-      <w:proofErr w:type="spellStart"/>
-      <w:r>
+        <w:ind w:firstLine="0"/>
         <w:rPr>
           <w:lang w:val="en-US"/>
         </w:rPr>
-        <w:t>github</w:t>
-      </w:r>
-      <w:proofErr w:type="spellEnd"/>
-      <w:r>
-        <w:rPr>
-          <w:lang w:val="ru-RU"/>
-        </w:rPr>
-        <w:t xml:space="preserve"> </w:t>
-      </w:r>
-      <w:r>
-        <w:t>для перевірки.</w:t>
-      </w:r>
+      </w:pPr>
     </w:p>
     <w:p/>
-    <w:p/>
     <w:sectPr>
-      <w:footerReference w:type="default" r:id="rId19"/>
+      <w:footerReference w:type="default" r:id="rId24"/>
       <w:pgSz w:w="12240" w:h="15840"/>
       <w:pgMar w:top="1440" w:right="1440" w:bottom="1440" w:left="1440" w:header="720" w:footer="720" w:gutter="0"/>
       <w:cols w:space="720"/>
